--- a/gw-models/GW_CEA_Methodology_Notes.docx
+++ b/gw-models/GW_CEA_Methodology_Notes.docx
@@ -11,6 +11,11 @@
       </w:r>
     </w:p>
     <w:p>
+      <w:r>
+        <w:t>Note on framing: This model was built by Rethink Priorities to evaluate the cost-effectiveness of donations to GiveWell's portfolio on behalf of Anthropic staff who are deciding where to direct their personal philanthropy. Rethink Priorities is the evaluator, not the funder. All references to "$1M spent" or "donations" refer to hypothetical Anthropic staff giving, not RP grantmaking.</w:t>
+      </w:r>
+    </w:p>
+    <w:p>
       <w:pPr>
         <w:pStyle w:val="Heading1"/>
       </w:pPr>
@@ -20,7 +25,7 @@
     </w:p>
     <w:p>
       <w:r>
-        <w:t>The goal is to estimate, for an average dollar donated to GiveWell (GW), how many life-years saved, YLDs averted, and income doublings are produced per $1M spent, disaggregated across six time horizons (0-5, 5-10, 10-20, 20-100, 100-500, and 500+ years). The pipeline has five main steps:</w:t>
+        <w:t>The goal is to estimate, for an average dollar donated by an Anthropic staff member to GiveWell (GW), how many life-years saved, YLDs averted, and income doublings are produced per $1M spent, disaggregated across six time horizons (0-5, 5-10, 10-20, 20-100, 100-500, and 500+ years). The pipeline has five main steps:</w:t>
       </w:r>
     </w:p>
     <w:p>
